--- a/Day_2_Student_Packet.docx
+++ b/Day_2_Student_Packet.docx
@@ -126,6 +126,105 @@
         <w:tblLook w:firstColumn="1" w:firstRow="1" w:lastColumn="0" w:lastRow="0" w:noHBand="0" w:noVBand="1" w:val="04A0"/>
       </w:tblPr>
       <w:tblGrid>
+        <w:gridCol w:w="2592"/>
+        <w:gridCol w:w="6768"/>
+      </w:tblGrid>
+      <w:tr>
+        <w:tc>
+          <w:tcPr>
+            <w:tcW w:type="dxa" w:w="5112"/>
+            <w:vAlign w:val="top"/>
+          </w:tcPr>
+          <w:p>
+            <w:r/>
+            <w:r>
+              <w:rPr>
+                <w:b/>
+              </w:rPr>
+              <w:t>Topic Goals</w:t>
+            </w:r>
+          </w:p>
+        </w:tc>
+        <w:tc>
+          <w:tcPr>
+            <w:tcW w:type="dxa" w:w="5112"/>
+            <w:vAlign w:val="top"/>
+          </w:tcPr>
+          <w:p>
+            <w:r/>
+            <w:r>
+              <w:t>Students build fluency moving between a polynomial’s factored form and its graph. They work forward (zeros → sign chart → graph) and backward (zeros + a point → equation).</w:t>
+            </w:r>
+          </w:p>
+        </w:tc>
+      </w:tr>
+      <w:tr>
+        <w:tc>
+          <w:tcPr>
+            <w:tcW w:type="dxa" w:w="5112"/>
+            <w:vAlign w:val="top"/>
+          </w:tcPr>
+          <w:p>
+            <w:r/>
+            <w:r>
+              <w:rPr>
+                <w:b/>
+              </w:rPr>
+              <w:t>Essential Question</w:t>
+            </w:r>
+          </w:p>
+        </w:tc>
+        <w:tc>
+          <w:tcPr>
+            <w:tcW w:type="dxa" w:w="5112"/>
+            <w:vAlign w:val="top"/>
+          </w:tcPr>
+          <w:p>
+            <w:r/>
+            <w:r>
+              <w:t>How do the zeros of a polynomial — and a single point on the graph — determine its complete equation?</w:t>
+            </w:r>
+          </w:p>
+        </w:tc>
+      </w:tr>
+      <w:tr>
+        <w:tc>
+          <w:tcPr>
+            <w:tcW w:type="dxa" w:w="5112"/>
+            <w:vAlign w:val="top"/>
+          </w:tcPr>
+          <w:p>
+            <w:r/>
+            <w:r>
+              <w:rPr>
+                <w:b/>
+              </w:rPr>
+              <w:t>Materials</w:t>
+            </w:r>
+          </w:p>
+        </w:tc>
+        <w:tc>
+          <w:tcPr>
+            <w:tcW w:type="dxa" w:w="5112"/>
+            <w:vAlign w:val="top"/>
+          </w:tcPr>
+          <w:p>
+            <w:r/>
+            <w:r>
+              <w:t>Student laptops with Desmos; blank paper; pencils; Blooket access (warm-up code on the board). No chart paper, no manipulatives.</w:t>
+            </w:r>
+          </w:p>
+        </w:tc>
+      </w:tr>
+    </w:tbl>
+    <w:p/>
+    <w:tbl>
+      <w:tblPr>
+        <w:tblStyle w:val="TableGrid"/>
+        <w:tblW w:type="auto" w:w="0"/>
+        <w:tblLook w:firstColumn="1" w:firstRow="1" w:lastColumn="0" w:lastRow="0" w:noHBand="0" w:noVBand="1" w:val="04A0"/>
+      </w:tblPr>
+      <w:tblGrid>
         <w:gridCol w:w="10224"/>
       </w:tblGrid>
       <w:tr>
@@ -191,7 +290,7 @@
               <w:rPr>
                 <w:b/>
               </w:rPr>
-              <w:t>🎮  Blooket Warm-Up  (7 min)</w:t>
+              <w:t>🎮  Blooket Warm-Up   [Do Now]  [DOK 1]   (7 min)</w:t>
             </w:r>
           </w:p>
           <w:p>
@@ -230,7 +329,7 @@
               <w:rPr>
                 <w:b/>
               </w:rPr>
-              <w:t>🔄  Sign Flip Warm-Up  (8 min)</w:t>
+              <w:t>🔄  Sign Flip Warm-Up   [Launch]  [DOK 2]   (8 min)</w:t>
             </w:r>
           </w:p>
         </w:tc>
@@ -306,7 +405,7 @@
               <w:rPr>
                 <w:b/>
               </w:rPr>
-              <w:t>✏️  Fluency Pre-Check  (5 min)</w:t>
+              <w:t>✏️  Practice #12 — Fluency Pre-Check   [Explore]  [DOK 2]   (5 min)</w:t>
             </w:r>
           </w:p>
         </w:tc>
@@ -387,7 +486,7 @@
               <w:rPr>
                 <w:b/>
               </w:rPr>
-              <w:t>🔍  Discovery: something new at a zero  (17 min)</w:t>
+              <w:t>🔍  Practice #13 — Something New at a Zero   [Explore]  [DOK 2–3]   (15 min)</w:t>
             </w:r>
           </w:p>
         </w:tc>
@@ -488,7 +587,7 @@
               <w:rPr>
                 <w:b/>
               </w:rPr>
-              <w:t>🔧  Build the Equation  (18 min)</w:t>
+              <w:t>🔧  Build the Equation (Reverse)   [Explore]  [DOK 3]   (15 min)</w:t>
             </w:r>
           </w:p>
         </w:tc>
@@ -602,7 +701,74 @@
               <w:rPr>
                 <w:b/>
               </w:rPr>
-              <w:t>📤  EXIT TICKET — CER  [DOK 2]</w:t>
+              <w:t>🔁  SHARE / SUMMARY   [Share/Summary]  [DOK 2]   (5 min)</w:t>
+            </w:r>
+          </w:p>
+          <w:p>
+            <w:r>
+              <w:t>Synthesis:</w:t>
+            </w:r>
+          </w:p>
+          <w:p>
+            <w:r>
+              <w:t>Today the ________ of a polynomial came from its ________, and a ________ on the graph told us the leading coefficient.</w:t>
+            </w:r>
+          </w:p>
+          <w:p>
+            <w:r>
+              <w:t>Quick self-check — circle one for each (Criteria for Success):</w:t>
+            </w:r>
+          </w:p>
+          <w:p>
+            <w:r>
+              <w:t>1.  I can factor a polynomial and find its zeros.            ✓    partly    not yet</w:t>
+            </w:r>
+          </w:p>
+          <w:p>
+            <w:r>
+              <w:t>2.  I can predict what changes when f(x) becomes −f(x).      ✓    partly    not yet</w:t>
+            </w:r>
+          </w:p>
+          <w:p>
+            <w:r>
+              <w:t>3.  I can build an equation from zeros and a point.          ✓    partly    not yet</w:t>
+            </w:r>
+          </w:p>
+          <w:p>
+            <w:r>
+              <w:t>4.  I can describe what the graph does at a repeated zero.   ✓    partly    not yet</w:t>
+            </w:r>
+          </w:p>
+          <w:p>
+            <w:r>
+              <w:t>Preview: tomorrow we name the thing we saw at x = 4 in g(x).</w:t>
+            </w:r>
+          </w:p>
+        </w:tc>
+      </w:tr>
+    </w:tbl>
+    <w:p/>
+    <w:tbl>
+      <w:tblPr>
+        <w:tblStyle w:val="TableGrid"/>
+        <w:tblW w:type="auto" w:w="0"/>
+        <w:tblLook w:firstColumn="1" w:firstRow="1" w:lastColumn="0" w:lastRow="0" w:noHBand="0" w:noVBand="1" w:val="04A0"/>
+      </w:tblPr>
+      <w:tblGrid>
+        <w:gridCol w:w="10224"/>
+      </w:tblGrid>
+      <w:tr>
+        <w:tc>
+          <w:tcPr>
+            <w:tcW w:type="dxa" w:w="10224"/>
+          </w:tcPr>
+          <w:p>
+            <w:r/>
+            <w:r>
+              <w:rPr>
+                <w:b/>
+              </w:rPr>
+              <w:t>📤  EXIT TICKET — CER   [Exit Ticket]  [DOK 2]   (5 min)</w:t>
             </w:r>
           </w:p>
           <w:p>

--- a/Day_2_Student_Packet.docx
+++ b/Day_2_Student_Packet.docx
@@ -290,17 +290,62 @@
               <w:rPr>
                 <w:b/>
               </w:rPr>
-              <w:t>🎮  Blooket Warm-Up   [Do Now]  [DOK 1]   (7 min)</w:t>
+              <w:t>📝  HOW TO WRITE A CER ANSWER   (reference — use below)</w:t>
             </w:r>
           </w:p>
           <w:p>
             <w:r>
-              <w:t>Join the game! Your teacher will display the code.</w:t>
+              <w:t>CLAIM — Answer the question in ONE sentence.</w:t>
             </w:r>
           </w:p>
           <w:p>
             <w:r>
-              <w:t>Topics: finding zeros from factors, counting intervals, difference of squares, GCF + quadratic factoring, and a new sign-flip primer.</w:t>
+              <w:t xml:space="preserve">   Starter: “You can verify your graph by ___.”</w:t>
+            </w:r>
+          </w:p>
+          <w:p>
+            <w:r>
+              <w:t>EVIDENCE — Name 2–3 specific things to check. Use steps, examples, or numbers.</w:t>
+            </w:r>
+          </w:p>
+          <w:p>
+            <w:r>
+              <w:t xml:space="preserve">   Starter: “I would check ___, and then ___.”</w:t>
+            </w:r>
+          </w:p>
+          <w:p>
+            <w:r>
+              <w:t>REASONING — Explain WHY that evidence proves your claim. Use “because” or “since.”</w:t>
+            </w:r>
+          </w:p>
+          <w:p>
+            <w:r>
+              <w:t xml:space="preserve">   Starter: “This works because ___.”</w:t>
+            </w:r>
+          </w:p>
+          <w:p>
+            <w:r>
+              <w:t>WORKED EXAMPLE (different topic):</w:t>
+            </w:r>
+          </w:p>
+          <w:p>
+            <w:r>
+              <w:t>Q: How do you know two lines are parallel?</w:t>
+            </w:r>
+          </w:p>
+          <w:p>
+            <w:r>
+              <w:t>CLAIM: Two lines are parallel if their slopes are equal.</w:t>
+            </w:r>
+          </w:p>
+          <w:p>
+            <w:r>
+              <w:t>EVIDENCE: Calculate each line’s slope using m = (y₂ − y₁) / (x₂ − x₁). If both slopes are the same number, the lines are parallel.</w:t>
+            </w:r>
+          </w:p>
+          <w:p>
+            <w:r>
+              <w:t>REASONING: Slope measures the steepness of a line. Two lines with the same steepness go in the same direction, so they never meet.</w:t>
             </w:r>
           </w:p>
         </w:tc>
@@ -314,14 +359,12 @@
         <w:tblLook w:firstColumn="1" w:firstRow="1" w:lastColumn="0" w:lastRow="0" w:noHBand="0" w:noVBand="1" w:val="04A0"/>
       </w:tblPr>
       <w:tblGrid>
-        <w:gridCol w:w="2592"/>
-        <w:gridCol w:w="6768"/>
+        <w:gridCol w:w="10224"/>
       </w:tblGrid>
       <w:tr>
         <w:tc>
           <w:tcPr>
-            <w:tcW w:type="dxa" w:w="5112"/>
-            <w:vAlign w:val="top"/>
+            <w:tcW w:type="dxa" w:w="10224"/>
           </w:tcPr>
           <w:p>
             <w:r/>
@@ -329,54 +372,17 @@
               <w:rPr>
                 <w:b/>
               </w:rPr>
-              <w:t>🔄  Sign Flip Warm-Up   [Launch]  [DOK 2]   (8 min)</w:t>
-            </w:r>
-          </w:p>
-        </w:tc>
-        <w:tc>
-          <w:tcPr>
-            <w:tcW w:type="dxa" w:w="5112"/>
-            <w:vAlign w:val="top"/>
-          </w:tcPr>
-          <w:p>
-            <w:r/>
-            <w:r>
-              <w:t>f(x) = x(x − 4)(x + 3)   vs.   g(x) = −x(x − 4)(x + 3)</w:t>
+              <w:t>📄  DO NOW — DONE ON A SEPARATE SHEET</w:t>
             </w:r>
           </w:p>
           <w:p>
             <w:r>
-              <w:t>Before you graph, predict:</w:t>
+              <w:t>You received the Sign Flip Prediction sheet when you walked in.</w:t>
             </w:r>
           </w:p>
           <w:p>
             <w:r>
-              <w:t>•  What will stay the EXACT SAME when you graph these?</w:t>
-            </w:r>
-          </w:p>
-          <w:p>
-            <w:r>
-              <w:t xml:space="preserve">   _______________________________________________</w:t>
-            </w:r>
-          </w:p>
-          <w:p>
-            <w:r>
-              <w:t>•  What will CHANGE? How do you know before graphing?</w:t>
-            </w:r>
-          </w:p>
-          <w:p>
-            <w:r>
-              <w:t xml:space="preserve">   _______________________________________________</w:t>
-            </w:r>
-          </w:p>
-          <w:p>
-            <w:r>
-              <w:t>Think silently (2 min) → Turn and Talk with your partner (2 min) → Desmos check.</w:t>
-            </w:r>
-          </w:p>
-          <w:p>
-            <w:r>
-              <w:t>Frame: “The zeros stay the same because ___. The graph changes because ___.”</w:t>
+              <w:t>Hang onto it — we’ll use your predictions during the Launch synthesis after the Blooket.</w:t>
             </w:r>
           </w:p>
         </w:tc>
@@ -390,14 +396,12 @@
         <w:tblLook w:firstColumn="1" w:firstRow="1" w:lastColumn="0" w:lastRow="0" w:noHBand="0" w:noVBand="1" w:val="04A0"/>
       </w:tblPr>
       <w:tblGrid>
-        <w:gridCol w:w="2592"/>
-        <w:gridCol w:w="6768"/>
+        <w:gridCol w:w="10224"/>
       </w:tblGrid>
       <w:tr>
         <w:tc>
           <w:tcPr>
-            <w:tcW w:type="dxa" w:w="5112"/>
-            <w:vAlign w:val="top"/>
+            <w:tcW w:type="dxa" w:w="10224"/>
           </w:tcPr>
           <w:p>
             <w:r/>
@@ -405,59 +409,64 @@
               <w:rPr>
                 <w:b/>
               </w:rPr>
-              <w:t>✏️  Practice #12 — Fluency Pre-Check   [Explore]  [DOK 2]   (5 min)</w:t>
+              <w:t>🎮  Blooket Warm-Up   [Do Now B+C]  [DOK 1]   (2 + 7 min)</w:t>
+            </w:r>
+          </w:p>
+          <w:p>
+            <w:r>
+              <w:t>Teacher displays the code on the screen. Log in (2 min).</w:t>
+            </w:r>
+          </w:p>
+          <w:p>
+            <w:r>
+              <w:t>Game runs 7 minutes. Topics: finding zeros from factors, counting intervals, difference of squares, GCF + quadratic factoring, plus sign-flip primer questions.</w:t>
             </w:r>
           </w:p>
         </w:tc>
+      </w:tr>
+    </w:tbl>
+    <w:p/>
+    <w:tbl>
+      <w:tblPr>
+        <w:tblStyle w:val="TableGrid"/>
+        <w:tblW w:type="auto" w:w="0"/>
+        <w:tblLook w:firstColumn="1" w:firstRow="1" w:lastColumn="0" w:lastRow="0" w:noHBand="0" w:noVBand="1" w:val="04A0"/>
+      </w:tblPr>
+      <w:tblGrid>
+        <w:gridCol w:w="10224"/>
+      </w:tblGrid>
+      <w:tr>
         <w:tc>
           <w:tcPr>
-            <w:tcW w:type="dxa" w:w="5112"/>
-            <w:vAlign w:val="top"/>
+            <w:tcW w:type="dxa" w:w="10224"/>
           </w:tcPr>
           <w:p>
             <w:r/>
             <w:r>
-              <w:t>f(x) = 3x³ − 9x² − 12x</w:t>
+              <w:rPr>
+                <w:b/>
+              </w:rPr>
+              <w:t>🔄  Sign Flip — Class Synthesis   [Launch]  [DOK 2]   (6 min)</w:t>
             </w:r>
           </w:p>
           <w:p>
             <w:r>
-              <w:t>Fluency check — blank paper, no full sketch. You have 5 minutes.</w:t>
+              <w:t>Pull out your DO NOW sheet.</w:t>
             </w:r>
           </w:p>
           <w:p>
             <w:r>
-              <w:t>Step 1 — Factor</w:t>
+              <w:t>Share with your partner: what did you predict would stay the same? What did you predict would change?</w:t>
             </w:r>
           </w:p>
           <w:p>
             <w:r>
-              <w:t>Pull out the GCF:  3x(________________)</w:t>
+              <w:t>Class synthesis + Desmos check together.</w:t>
             </w:r>
           </w:p>
           <w:p>
             <w:r>
-              <w:t>Factor the quadratic inside:  = 3x(________)(________)</w:t>
-            </w:r>
-          </w:p>
-          <w:p>
-            <w:r>
-              <w:t>Step 2 — Zeros</w:t>
-            </w:r>
-          </w:p>
-          <w:p>
-            <w:r>
-              <w:t>The zeros are: ________,  ________,  ________</w:t>
-            </w:r>
-          </w:p>
-          <w:p>
-            <w:r>
-              <w:t>Step 3 — Plot them on a number line below. (No sketch today.)</w:t>
-            </w:r>
-          </w:p>
-          <w:p>
-            <w:r>
-              <w:t>➡️  How many intervals does this divide the number line into? ____</w:t>
+              <w:t>Use the frame: “The zeros stay the same because ___. The graph changes because ___.”</w:t>
             </w:r>
           </w:p>
         </w:tc>
@@ -664,7 +673,7 @@
           </w:p>
           <w:p>
             <w:r>
-              <w:t>Step 4 — Explain to your partner:</w:t>
+              <w:t>Step 4 — Explain to your partner (use CER format — see reference):</w:t>
             </w:r>
           </w:p>
           <w:p>
@@ -783,6 +792,11 @@
           </w:p>
           <w:p>
             <w:r>
+              <w:t>Use CER format (see reference at top of packet if you need a reminder).</w:t>
+            </w:r>
+          </w:p>
+          <w:p>
+            <w:r>
               <w:t>Claim:  ____________________________________________</w:t>
             </w:r>
           </w:p>
@@ -803,7 +817,17 @@
           </w:p>
           <w:p>
             <w:r>
+              <w:t>_______________________________________________</w:t>
+            </w:r>
+          </w:p>
+          <w:p>
+            <w:r>
               <w:t>Reasoning:  _________________________________________</w:t>
+            </w:r>
+          </w:p>
+          <w:p>
+            <w:r>
+              <w:t>_______________________________________________</w:t>
             </w:r>
           </w:p>
           <w:p>

--- a/Day_2_Student_Packet.docx
+++ b/Day_2_Student_Packet.docx
@@ -153,7 +153,7 @@
           <w:p>
             <w:r/>
             <w:r>
-              <w:t>Students build fluency moving between a polynomial’s factored form and its graph. They work forward (zeros → sign chart → graph) and backward (zeros + a point → equation).</w:t>
+              <w:t>Given the zeros of a polynomial and one point on its graph, students build the complete equation and justify every step.</w:t>
             </w:r>
           </w:p>
         </w:tc>
@@ -238,32 +238,22 @@
               <w:rPr>
                 <w:b/>
               </w:rPr>
-              <w:t>🔁  WELCOME BACK — RECALL</w:t>
+              <w:t>🔁  WELCOME BACK</w:t>
             </w:r>
           </w:p>
           <w:p>
             <w:r>
-              <w:t>Before break you built sign charts and sketches for three polynomials and finished with The Leap. Today we push further:</w:t>
+              <w:t>Last time: zeros from factors, sign charts, sketches on chart paper.</w:t>
             </w:r>
           </w:p>
           <w:p>
             <w:r>
-              <w:t>•  What does a negative leading coefficient do to the graph?</w:t>
+              <w:t>Today: work BACKWARD.  Given the zeros and one point, build the equation.</w:t>
             </w:r>
           </w:p>
           <w:p>
             <w:r>
-              <w:t>•  What happens when a zero appears twice?</w:t>
-            </w:r>
-          </w:p>
-          <w:p>
-            <w:r>
-              <w:t>•  Can you write an equation from scratch if you know the zeros?</w:t>
-            </w:r>
-          </w:p>
-          <w:p>
-            <w:r>
-              <w:t>Materials today: laptop (Desmos), blank paper, pencil.</w:t>
+              <w:t>Materials: laptop (Desmos), blank paper, pencil.</w:t>
             </w:r>
           </w:p>
         </w:tc>
@@ -290,62 +280,17 @@
               <w:rPr>
                 <w:b/>
               </w:rPr>
-              <w:t>📝  HOW TO WRITE A CER ANSWER   (reference — use below)</w:t>
+              <w:t>📄  DO NOW  —  done on the separate sheet</w:t>
             </w:r>
           </w:p>
           <w:p>
             <w:r>
-              <w:t>CLAIM — Answer the question in ONE sentence.</w:t>
+              <w:t>You got the Sign Flip sheet when you walked in.</w:t>
             </w:r>
           </w:p>
           <w:p>
             <w:r>
-              <w:t xml:space="preserve">   Starter: “You can verify your graph by ___.”</w:t>
-            </w:r>
-          </w:p>
-          <w:p>
-            <w:r>
-              <w:t>EVIDENCE — Name 2–3 specific things to check. Use steps, examples, or numbers.</w:t>
-            </w:r>
-          </w:p>
-          <w:p>
-            <w:r>
-              <w:t xml:space="preserve">   Starter: “I would check ___, and then ___.”</w:t>
-            </w:r>
-          </w:p>
-          <w:p>
-            <w:r>
-              <w:t>REASONING — Explain WHY that evidence proves your claim. Use “because” or “since.”</w:t>
-            </w:r>
-          </w:p>
-          <w:p>
-            <w:r>
-              <w:t xml:space="preserve">   Starter: “This works because ___.”</w:t>
-            </w:r>
-          </w:p>
-          <w:p>
-            <w:r>
-              <w:t>WORKED EXAMPLE (different topic):</w:t>
-            </w:r>
-          </w:p>
-          <w:p>
-            <w:r>
-              <w:t>Q: How do you know two lines are parallel?</w:t>
-            </w:r>
-          </w:p>
-          <w:p>
-            <w:r>
-              <w:t>CLAIM: Two lines are parallel if their slopes are equal.</w:t>
-            </w:r>
-          </w:p>
-          <w:p>
-            <w:r>
-              <w:t>EVIDENCE: Calculate each line’s slope using m = (y₂ − y₁) / (x₂ − x₁). If both slopes are the same number, the lines are parallel.</w:t>
-            </w:r>
-          </w:p>
-          <w:p>
-            <w:r>
-              <w:t>REASONING: Slope measures the steepness of a line. Two lines with the same steepness go in the same direction, so they never meet.</w:t>
+              <w:t>Keep it nearby — we’ll return to your prediction during the Launch after the Blooket.</w:t>
             </w:r>
           </w:p>
         </w:tc>
@@ -372,17 +317,17 @@
               <w:rPr>
                 <w:b/>
               </w:rPr>
-              <w:t>📄  DO NOW — DONE ON A SEPARATE SHEET</w:t>
+              <w:t>🎮  Blooket  —  Rule Recall   [Do Now B+C]  [DOK 1]   (2 + 7 min)</w:t>
             </w:r>
           </w:p>
           <w:p>
             <w:r>
-              <w:t>You received the Sign Flip Prediction sheet when you walked in.</w:t>
+              <w:t>Teacher puts the code on the screen. Log in (2 min), then 7-minute game.</w:t>
             </w:r>
           </w:p>
           <w:p>
             <w:r>
-              <w:t>Hang onto it — we’ll use your predictions during the Launch synthesis after the Blooket.</w:t>
+              <w:t>Focus: the RULES from last lesson — Zero Product Property, what x² + 9 can and can’t do, what the highest power tells you about end behavior.</w:t>
             </w:r>
           </w:p>
         </w:tc>
@@ -409,64 +354,32 @@
               <w:rPr>
                 <w:b/>
               </w:rPr>
-              <w:t>🎮  Blooket Warm-Up   [Do Now B+C]  [DOK 1]   (2 + 7 min)</w:t>
+              <w:t>🔄  Sign Flip Synthesis   [Launch]  [DOK 2]   (8 min)</w:t>
             </w:r>
           </w:p>
           <w:p>
             <w:r>
-              <w:t>Teacher displays the code on the screen. Log in (2 min).</w:t>
+              <w:t>Pull out your Do Now.</w:t>
             </w:r>
           </w:p>
           <w:p>
             <w:r>
-              <w:t>Game runs 7 minutes. Topics: finding zeros from factors, counting intervals, difference of squares, GCF + quadratic factoring, plus sign-flip primer questions.</w:t>
-            </w:r>
-          </w:p>
-        </w:tc>
-      </w:tr>
-    </w:tbl>
-    <w:p/>
-    <w:tbl>
-      <w:tblPr>
-        <w:tblStyle w:val="TableGrid"/>
-        <w:tblW w:type="auto" w:w="0"/>
-        <w:tblLook w:firstColumn="1" w:firstRow="1" w:lastColumn="0" w:lastRow="0" w:noHBand="0" w:noVBand="1" w:val="04A0"/>
-      </w:tblPr>
-      <w:tblGrid>
-        <w:gridCol w:w="10224"/>
-      </w:tblGrid>
-      <w:tr>
-        <w:tc>
-          <w:tcPr>
-            <w:tcW w:type="dxa" w:w="10224"/>
-          </w:tcPr>
-          <w:p>
-            <w:r/>
-            <w:r>
-              <w:rPr>
-                <w:b/>
-              </w:rPr>
-              <w:t>🔄  Sign Flip — Class Synthesis   [Launch]  [DOK 2]   (6 min)</w:t>
+              <w:t>Turn and Talk: what did you predict stayed the same?  What changed?</w:t>
             </w:r>
           </w:p>
           <w:p>
             <w:r>
-              <w:t>Pull out your DO NOW sheet.</w:t>
+              <w:t>Class synthesis + Desmos check.</w:t>
             </w:r>
           </w:p>
           <w:p>
             <w:r>
-              <w:t>Share with your partner: what did you predict would stay the same? What did you predict would change?</w:t>
+              <w:t>Sentence frame (use this aloud, then write it in STEP 5 below):</w:t>
             </w:r>
           </w:p>
           <w:p>
             <w:r>
-              <w:t>Class synthesis + Desmos check together.</w:t>
-            </w:r>
-          </w:p>
-          <w:p>
-            <w:r>
-              <w:t>Use the frame: “The zeros stay the same because ___. The graph changes because ___.”</w:t>
+              <w:t xml:space="preserve">    “The zeros stay the same because ___.  The graph changes because ___.”</w:t>
             </w:r>
           </w:p>
         </w:tc>
@@ -495,7 +408,7 @@
               <w:rPr>
                 <w:b/>
               </w:rPr>
-              <w:t>🔍  Practice #13 — Something New at a Zero   [Explore]  [DOK 2–3]   (15 min)</w:t>
+              <w:t>🔧  Build the Equation (Reverse)   [Explore]  [DOK 3]   (25 min)</w:t>
             </w:r>
           </w:p>
         </w:tc>
@@ -507,183 +420,145 @@
           <w:p>
             <w:r/>
             <w:r>
-              <w:t>g(x) = x³ − 8x² + 16x</w:t>
+              <w:t>THE PROBLEM</w:t>
             </w:r>
           </w:p>
           <w:p>
             <w:r>
-              <w:t>Step 1 — Factor on blank paper</w:t>
+              <w:t>Write the equation of a polynomial with zeros at  x = −2,  x = 1,  and x = 4  that passes through the point  (0, −8).</w:t>
+            </w:r>
+          </w:p>
+          <w:p>
+            <w:r/>
+          </w:p>
+          <w:p>
+            <w:r>
+              <w:t>THE TWO RULES YOU NEED (everything you need is right here)</w:t>
             </w:r>
           </w:p>
           <w:p>
             <w:r>
-              <w:t>Pull out the GCF:  x(________________)</w:t>
+              <w:t>•  RULE 1:  If  x = c  is a zero, then  (x − c)  is a factor.</w:t>
             </w:r>
           </w:p>
           <w:p>
             <w:r>
-              <w:t>Factor the quadratic inside:  = x(________)(________)</w:t>
+              <w:t xml:space="preserve">         (So a zero at x = −2 gives the factor (x + 2). Watch the sign.)</w:t>
             </w:r>
           </w:p>
           <w:p>
             <w:r>
-              <w:t>Something unusual happens — look carefully.</w:t>
+              <w:t>•  RULE 2:  The factors alone don’t fix the equation — you still need a leading number  a.  Use the given point to find it.</w:t>
             </w:r>
           </w:p>
           <w:p>
             <w:r>
-              <w:t>Step 2 — Zeros</w:t>
+              <w:t xml:space="preserve">         General form:   f(x) = a · (factor)(factor)(factor)</w:t>
+            </w:r>
+          </w:p>
+          <w:p>
+            <w:r/>
+          </w:p>
+          <w:p>
+            <w:r>
+              <w:t>STEP 1  —  Turn the zeros into factors.</w:t>
             </w:r>
           </w:p>
           <w:p>
             <w:r>
-              <w:t>The zeros are: ________ and ________. Only TWO distinct zeros — why?</w:t>
+              <w:t xml:space="preserve">    x = −2  →  (________)</w:t>
             </w:r>
           </w:p>
           <w:p>
             <w:r>
-              <w:t>_______________________________________________</w:t>
+              <w:t xml:space="preserve">    x =  1  →  (________)</w:t>
             </w:r>
           </w:p>
           <w:p>
             <w:r>
-              <w:t>Step 3 — Graph in Desmos. Look at x = 4.</w:t>
+              <w:t xml:space="preserve">    x =  4  →  (________)</w:t>
             </w:r>
           </w:p>
           <w:p>
             <w:r>
-              <w:t>What does the graph DO at x = 4? (Write one sentence in your own words.)</w:t>
+              <w:t>So far:   f(x) = a (________)(________)(________)</w:t>
+            </w:r>
+          </w:p>
+          <w:p>
+            <w:r/>
+          </w:p>
+          <w:p>
+            <w:r>
+              <w:t>STEP 2  —  Use the point (0, −8) to find  a.</w:t>
             </w:r>
           </w:p>
           <w:p>
             <w:r>
-              <w:t>_______________________________________________</w:t>
+              <w:t xml:space="preserve">    Substitute  x = 0  and  f(x) = −8:</w:t>
             </w:r>
           </w:p>
           <w:p>
             <w:r>
-              <w:t>Step 4 — Sketch on blank paper</w:t>
+              <w:t xml:space="preserve">    −8  =  a (________)(________)(________)</w:t>
             </w:r>
           </w:p>
           <w:p>
             <w:r>
-              <w:t>Sketch g(x). Pay attention to what happens at x = 4 — you’ll need this tomorrow.</w:t>
-            </w:r>
-          </w:p>
-        </w:tc>
-      </w:tr>
-    </w:tbl>
-    <w:p/>
-    <w:tbl>
-      <w:tblPr>
-        <w:tblStyle w:val="TableGrid"/>
-        <w:tblW w:type="auto" w:w="0"/>
-        <w:tblLook w:firstColumn="1" w:firstRow="1" w:lastColumn="0" w:lastRow="0" w:noHBand="0" w:noVBand="1" w:val="04A0"/>
-      </w:tblPr>
-      <w:tblGrid>
-        <w:gridCol w:w="2592"/>
-        <w:gridCol w:w="6768"/>
-      </w:tblGrid>
-      <w:tr>
-        <w:tc>
-          <w:tcPr>
-            <w:tcW w:type="dxa" w:w="5112"/>
-            <w:vAlign w:val="top"/>
-          </w:tcPr>
-          <w:p>
-            <w:r/>
-            <w:r>
-              <w:rPr>
-                <w:b/>
-              </w:rPr>
-              <w:t>🔧  Build the Equation (Reverse)   [Explore]  [DOK 3]   (15 min)</w:t>
-            </w:r>
-          </w:p>
-        </w:tc>
-        <w:tc>
-          <w:tcPr>
-            <w:tcW w:type="dxa" w:w="5112"/>
-            <w:vAlign w:val="top"/>
-          </w:tcPr>
-          <w:p>
-            <w:r/>
-            <w:r>
-              <w:t>Write the equation of a polynomial with zeros at x = −2, x = 1, and x = 4 that passes through the point (0, −8).</w:t>
+              <w:t xml:space="preserve">    −8  =  a · ________</w:t>
             </w:r>
           </w:p>
           <w:p>
             <w:r>
-              <w:t>Step 1 — Zeros → factors</w:t>
+              <w:t xml:space="preserve">    a  =  ________</w:t>
+            </w:r>
+          </w:p>
+          <w:p>
+            <w:r/>
+          </w:p>
+          <w:p>
+            <w:r>
+              <w:t>STEP 3  —  Write the final equation.</w:t>
             </w:r>
           </w:p>
           <w:p>
             <w:r>
-              <w:t>If x = −2 is a zero, one factor is (________).</w:t>
+              <w:t xml:space="preserve">    f(x) = ________________________________________</w:t>
+            </w:r>
+          </w:p>
+          <w:p>
+            <w:r/>
+          </w:p>
+          <w:p>
+            <w:r>
+              <w:t>STEP 4  —  Verify in Desmos.</w:t>
             </w:r>
           </w:p>
           <w:p>
             <w:r>
-              <w:t>If x = 1 is a zero, one factor is (________).</w:t>
+              <w:t xml:space="preserve">    Graph your equation. Does it pass through (0, −8)?  Are the zeros at −2, 1, 4?</w:t>
+            </w:r>
+          </w:p>
+          <w:p>
+            <w:r/>
+          </w:p>
+          <w:p>
+            <w:r>
+              <w:t>STEP 5  —  Talk to your partner.</w:t>
             </w:r>
           </w:p>
           <w:p>
             <w:r>
-              <w:t>If x = 4 is a zero, one factor is (________).</w:t>
+              <w:t xml:space="preserve">    Use the sentence frame from the Do Now:</w:t>
             </w:r>
           </w:p>
           <w:p>
             <w:r>
-              <w:t>So far: f(x) = a(________)(________)(________)</w:t>
+              <w:t xml:space="preserve">    “The zeros gave me the factors because ___.</w:t>
             </w:r>
           </w:p>
           <w:p>
             <w:r>
-              <w:t>Step 2 — Use the point (0, −8) to find a</w:t>
-            </w:r>
-          </w:p>
-          <w:p>
-            <w:r>
-              <w:t>Substitute x = 0 and f(x) = −8:</w:t>
-            </w:r>
-          </w:p>
-          <w:p>
-            <w:r>
-              <w:t>−8 = a(________)(________)(________)</w:t>
-            </w:r>
-          </w:p>
-          <w:p>
-            <w:r>
-              <w:t>−8 = a · ________</w:t>
-            </w:r>
-          </w:p>
-          <w:p>
-            <w:r>
-              <w:t>a = ________</w:t>
-            </w:r>
-          </w:p>
-          <w:p>
-            <w:r>
-              <w:t>Step 3 — Final equation</w:t>
-            </w:r>
-          </w:p>
-          <w:p>
-            <w:r>
-              <w:t>f(x) = ________________________________________</w:t>
-            </w:r>
-          </w:p>
-          <w:p>
-            <w:r>
-              <w:t>Step 4 — Explain to your partner (use CER format — see reference):</w:t>
-            </w:r>
-          </w:p>
-          <w:p>
-            <w:r>
-              <w:t>•  How did the zeros give you the factors?</w:t>
-            </w:r>
-          </w:p>
-          <w:p>
-            <w:r>
-              <w:t>•  How did the point (0, −8) give you the leading coefficient?</w:t>
+              <w:t xml:space="preserve">     The point gave me the leading number because ___.”</w:t>
             </w:r>
           </w:p>
         </w:tc>
@@ -715,42 +590,28 @@
           </w:p>
           <w:p>
             <w:r>
-              <w:t>Synthesis:</w:t>
+              <w:t>Self-check  —  circle one for each:</w:t>
             </w:r>
           </w:p>
           <w:p>
             <w:r>
-              <w:t>Today the ________ of a polynomial came from its ________, and a ________ on the graph told us the leading coefficient.</w:t>
+              <w:t>1.  I can turn a list of zeros into factors.               ✓    partly    not yet</w:t>
             </w:r>
           </w:p>
           <w:p>
             <w:r>
-              <w:t>Quick self-check — circle one for each (Criteria for Success):</w:t>
+              <w:t>2.  I can use a given point to find the leading number a.  ✓    partly    not yet</w:t>
             </w:r>
           </w:p>
           <w:p>
             <w:r>
-              <w:t>1.  I can factor a polynomial and find its zeros.            ✓    partly    not yet</w:t>
+              <w:t>3.  I can predict what changes when f(x) becomes −f(x).    ✓    partly    not yet</w:t>
             </w:r>
           </w:p>
+          <w:p/>
           <w:p>
             <w:r>
-              <w:t>2.  I can predict what changes when f(x) becomes −f(x).      ✓    partly    not yet</w:t>
-            </w:r>
-          </w:p>
-          <w:p>
-            <w:r>
-              <w:t>3.  I can build an equation from zeros and a point.          ✓    partly    not yet</w:t>
-            </w:r>
-          </w:p>
-          <w:p>
-            <w:r>
-              <w:t>4.  I can describe what the graph does at a repeated zero.   ✓    partly    not yet</w:t>
-            </w:r>
-          </w:p>
-          <w:p>
-            <w:r>
-              <w:t>Preview: tomorrow we name the thing we saw at x = 4 in g(x).</w:t>
+              <w:t>Preview: tomorrow we investigate what happens when a factor repeats (like (x − 4) twice).</w:t>
             </w:r>
           </w:p>
         </w:tc>
@@ -777,62 +638,40 @@
               <w:rPr>
                 <w:b/>
               </w:rPr>
-              <w:t>📤  EXIT TICKET — CER   [Exit Ticket]  [DOK 2]   (5 min)</w:t>
+              <w:t>📤  EXIT TICKET  —  SUMMARY   [Exit Ticket]  [DOK 1–2]   (5 min)</w:t>
             </w:r>
           </w:p>
           <w:p>
             <w:r>
-              <w:t>Savvas Practice #6:</w:t>
+              <w:t>Today we discovered:</w:t>
+            </w:r>
+          </w:p>
+          <w:p/>
+          <w:p>
+            <w:r>
+              <w:t>1.  When f(x) becomes −f(x), the zeros  ______________  and the graph  ______________ .</w:t>
+            </w:r>
+          </w:p>
+          <w:p/>
+          <w:p>
+            <w:r>
+              <w:t>2.  To find the leading number  a, I plug in a given  ______________  and solve for a.</w:t>
+            </w:r>
+          </w:p>
+          <w:p/>
+          <w:p>
+            <w:r>
+              <w:t>3.  One sentence — the most important thing I learned today:</w:t>
             </w:r>
           </w:p>
           <w:p>
             <w:r>
-              <w:t>If you use zeros to sketch the graph of a polynomial function, how can you verify that your graph is correct?</w:t>
+              <w:t>_____________________________________________________________________</w:t>
             </w:r>
           </w:p>
           <w:p>
             <w:r>
-              <w:t>Use CER format (see reference at top of packet if you need a reminder).</w:t>
-            </w:r>
-          </w:p>
-          <w:p>
-            <w:r>
-              <w:t>Claim:  ____________________________________________</w:t>
-            </w:r>
-          </w:p>
-          <w:p>
-            <w:r>
-              <w:t>_______________________________________________</w:t>
-            </w:r>
-          </w:p>
-          <w:p>
-            <w:r>
-              <w:t>Evidence:  __________________________________________</w:t>
-            </w:r>
-          </w:p>
-          <w:p>
-            <w:r>
-              <w:t>_______________________________________________</w:t>
-            </w:r>
-          </w:p>
-          <w:p>
-            <w:r>
-              <w:t>_______________________________________________</w:t>
-            </w:r>
-          </w:p>
-          <w:p>
-            <w:r>
-              <w:t>Reasoning:  _________________________________________</w:t>
-            </w:r>
-          </w:p>
-          <w:p>
-            <w:r>
-              <w:t>_______________________________________________</w:t>
-            </w:r>
-          </w:p>
-          <w:p>
-            <w:r>
-              <w:t>_______________________________________________</w:t>
+              <w:t>_____________________________________________________________________</w:t>
             </w:r>
           </w:p>
         </w:tc>

--- a/Day_2_Student_Packet.docx
+++ b/Day_2_Student_Packet.docx
@@ -11,15 +11,53 @@
         <w:t>ALGEBRA 2  |  LESSON 3-5</w:t>
       </w:r>
     </w:p>
+    <w:tbl>
+      <w:tblPr>
+        <w:tblW w:type="auto" w:w="0"/>
+        <w:tblLayout w:type="fixed"/>
+        <w:tblLook w:firstColumn="1" w:firstRow="1" w:lastColumn="0" w:lastRow="0" w:noHBand="0" w:noVBand="1" w:val="04A0"/>
+      </w:tblPr>
+      <w:tblGrid>
+        <w:gridCol w:w="10224"/>
+      </w:tblGrid>
+      <w:tr>
+        <w:tc>
+          <w:tcPr>
+            <w:tcW w:type="dxa" w:w="10224"/>
+            <w:shd w:val="clear" w:color="auto" w:fill="2B5C8A"/>
+            <w:tcBorders>
+              <w:top w:val="single" w:sz="4" w:space="0" w:color="2B5C8A"/>
+              <w:left w:val="single" w:sz="4" w:space="0" w:color="2B5C8A"/>
+              <w:bottom w:val="single" w:sz="4" w:space="0" w:color="2B5C8A"/>
+              <w:right w:val="single" w:sz="4" w:space="0" w:color="2B5C8A"/>
+            </w:tcBorders>
+            <w:vAlign w:val="center"/>
+          </w:tcPr>
+          <w:p>
+            <w:r/>
+            <w:r>
+              <w:rPr>
+                <w:b/>
+                <w:color w:val="FFFFFF"/>
+                <w:sz w:val="32"/>
+              </w:rPr>
+              <w:t>Day 2  │  Graphing from Factored Form</w:t>
+            </w:r>
+          </w:p>
+        </w:tc>
+      </w:tr>
+    </w:tbl>
     <w:p>
       <w:r>
         <w:rPr>
-          <w:b/>
-          <w:sz w:val="26"/>
+          <w:i/>
+          <w:color w:val="555555"/>
+          <w:sz w:val="20"/>
         </w:rPr>
-        <w:t>Day 2  |  Graphing from Factored Form</w:t>
+        <w:t>Work BACKWARD today: given zeros and a point, build the polynomial. Explain every step.</w:t>
       </w:r>
     </w:p>
+    <w:p/>
     <w:tbl>
       <w:tblPr>
         <w:tblStyle w:val="TableGrid"/>
@@ -620,7 +658,6 @@
     <w:p/>
     <w:tbl>
       <w:tblPr>
-        <w:tblStyle w:val="TableGrid"/>
         <w:tblW w:type="auto" w:w="0"/>
         <w:tblLook w:firstColumn="1" w:firstRow="1" w:lastColumn="0" w:lastRow="0" w:noHBand="0" w:noVBand="1" w:val="04A0"/>
       </w:tblPr>
@@ -631,12 +668,22 @@
         <w:tc>
           <w:tcPr>
             <w:tcW w:type="dxa" w:w="10224"/>
+            <w:tcBorders>
+              <w:top w:val="single" w:sz="8" w:space="0" w:color="C0392B"/>
+              <w:left w:val="single" w:sz="8" w:space="0" w:color="C0392B"/>
+              <w:bottom w:val="single" w:sz="8" w:space="0" w:color="C0392B"/>
+              <w:right w:val="single" w:sz="8" w:space="0" w:color="C0392B"/>
+            </w:tcBorders>
+            <w:shd w:val="clear" w:color="auto" w:fill="FCEAE8"/>
+            <w:vAlign w:val="top"/>
           </w:tcPr>
           <w:p>
             <w:r/>
             <w:r>
               <w:rPr>
                 <w:b/>
+                <w:color w:val="C0392B"/>
+                <w:sz w:val="22"/>
               </w:rPr>
               <w:t>📤  EXIT TICKET  —  SUMMARY   [Exit Ticket]  [DOK 1–2]   (5 min)</w:t>
             </w:r>
@@ -646,19 +693,25 @@
               <w:t>Today we discovered:</w:t>
             </w:r>
           </w:p>
-          <w:p/>
+          <w:p>
+            <w:r/>
+          </w:p>
           <w:p>
             <w:r>
               <w:t>1.  When f(x) becomes −f(x), the zeros  ______________  and the graph  ______________ .</w:t>
             </w:r>
           </w:p>
-          <w:p/>
+          <w:p>
+            <w:r/>
+          </w:p>
           <w:p>
             <w:r>
               <w:t>2.  To find the leading number  a, I plug in a given  ______________  and solve for a.</w:t>
             </w:r>
           </w:p>
-          <w:p/>
+          <w:p>
+            <w:r/>
+          </w:p>
           <w:p>
             <w:r>
               <w:t>3.  One sentence — the most important thing I learned today:</w:t>
@@ -679,6 +732,7 @@
     </w:tbl>
     <w:p/>
     <w:sectPr>
+      <w:headerReference w:type="default" r:id="rId9"/>
       <w:pgSz w:w="12240" w:h="15840"/>
       <w:pgMar w:top="864" w:right="1008" w:bottom="864" w:left="1008" w:header="720" w:footer="720" w:gutter="0"/>
       <w:cols w:space="720"/>
@@ -686,6 +740,34 @@
     </w:sectPr>
   </w:body>
 </w:document>
+</file>
+
+<file path=word/header1.xml><?xml version="1.0" encoding="utf-8"?>
+<w:hdr xmlns:m="http://schemas.openxmlformats.org/officeDocument/2006/math" xmlns:mc="http://schemas.openxmlformats.org/markup-compatibility/2006" xmlns:mo="http://schemas.microsoft.com/office/mac/office/2008/main" xmlns:mv="urn:schemas-microsoft-com:mac:vml" xmlns:o="urn:schemas-microsoft-com:office:office" xmlns:r="http://schemas.openxmlformats.org/officeDocument/2006/relationships" xmlns:v="urn:schemas-microsoft-com:vml" xmlns:w10="urn:schemas-microsoft-com:office:word" xmlns:w14="http://schemas.microsoft.com/office/word/2010/wordml" xmlns:w="http://schemas.openxmlformats.org/wordprocessingml/2006/main" xmlns:wne="http://schemas.microsoft.com/office/word/2006/wordml" xmlns:wp14="http://schemas.microsoft.com/office/word/2010/wordprocessingDrawing" xmlns:wp="http://schemas.openxmlformats.org/drawingml/2006/wordprocessingDrawing" xmlns:wpc="http://schemas.microsoft.com/office/word/2010/wordprocessingCanvas" xmlns:wpg="http://schemas.microsoft.com/office/word/2010/wordprocessingGroup" xmlns:wpi="http://schemas.microsoft.com/office/word/2010/wordprocessingInk" xmlns:wps="http://schemas.microsoft.com/office/word/2010/wordprocessingShape" mc:Ignorable="w14 wp14">
+  <w:p>
+    <w:pPr>
+      <w:pStyle w:val="Header"/>
+      <w:tabs>
+        <w:tab w:pos="9360" w:val="left"/>
+      </w:tabs>
+    </w:pPr>
+    <w:r>
+      <w:rPr>
+        <w:sz w:val="18"/>
+      </w:rPr>
+      <w:t>FULL NAME: ________________________</w:t>
+    </w:r>
+    <w:r>
+      <w:tab/>
+    </w:r>
+    <w:r>
+      <w:rPr>
+        <w:sz w:val="18"/>
+      </w:rPr>
+      <w:t>BLOCK: __________</w:t>
+    </w:r>
+  </w:p>
+</w:hdr>
 </file>
 
 <file path=word/numbering.xml><?xml version="1.0" encoding="utf-8"?>
